--- a/Documentation/Possible Business Questions.docx
+++ b/Documentation/Possible Business Questions.docx
@@ -61,7 +61,7 @@
     <w:p>
       <w:r>
         <w:pict w14:anchorId="3BD36AB6">
-          <v:rect id="_x0000_i1073" style="width:0;height:1.5pt" o:hralign="center" o:hrstd="t" o:hr="t" fillcolor="#a0a0a0" stroked="f"/>
+          <v:rect id="_x0000_i1025" style="width:0;height:1.5pt" o:hralign="center" o:hrstd="t" o:hr="t" fillcolor="#a0a0a0" stroked="f"/>
         </w:pict>
       </w:r>
     </w:p>
@@ -168,7 +168,7 @@
     <w:p>
       <w:r>
         <w:pict w14:anchorId="38B197C4">
-          <v:rect id="_x0000_i1074" style="width:0;height:1.5pt" o:hralign="center" o:hrstd="t" o:hr="t" fillcolor="#a0a0a0" stroked="f"/>
+          <v:rect id="_x0000_i1026" style="width:0;height:1.5pt" o:hralign="center" o:hrstd="t" o:hr="t" fillcolor="#a0a0a0" stroked="f"/>
         </w:pict>
       </w:r>
     </w:p>
@@ -264,7 +264,7 @@
     <w:p>
       <w:r>
         <w:pict w14:anchorId="10181744">
-          <v:rect id="_x0000_i1075" style="width:0;height:1.5pt" o:hralign="center" o:hrstd="t" o:hr="t" fillcolor="#a0a0a0" stroked="f"/>
+          <v:rect id="_x0000_i1027" style="width:0;height:1.5pt" o:hralign="center" o:hrstd="t" o:hr="t" fillcolor="#a0a0a0" stroked="f"/>
         </w:pict>
       </w:r>
     </w:p>
@@ -350,7 +350,7 @@
       <w:r>
         <w:lastRenderedPageBreak/>
         <w:pict w14:anchorId="0741561C">
-          <v:rect id="_x0000_i1076" style="width:0;height:1.5pt" o:hralign="center" o:hrstd="t" o:hr="t" fillcolor="#a0a0a0" stroked="f"/>
+          <v:rect id="_x0000_i1028" style="width:0;height:1.5pt" o:hralign="center" o:hrstd="t" o:hr="t" fillcolor="#a0a0a0" stroked="f"/>
         </w:pict>
       </w:r>
     </w:p>
@@ -435,7 +435,7 @@
     <w:p>
       <w:r>
         <w:pict w14:anchorId="709131CE">
-          <v:rect id="_x0000_i1077" style="width:0;height:1.5pt" o:hralign="center" o:hrstd="t" o:hr="t" fillcolor="#a0a0a0" stroked="f"/>
+          <v:rect id="_x0000_i1029" style="width:0;height:1.5pt" o:hralign="center" o:hrstd="t" o:hr="t" fillcolor="#a0a0a0" stroked="f"/>
         </w:pict>
       </w:r>
     </w:p>
@@ -520,7 +520,7 @@
     <w:p>
       <w:r>
         <w:pict w14:anchorId="0D30B08A">
-          <v:rect id="_x0000_i1078" style="width:0;height:1.5pt" o:hralign="center" o:hrstd="t" o:hr="t" fillcolor="#a0a0a0" stroked="f"/>
+          <v:rect id="_x0000_i1030" style="width:0;height:1.5pt" o:hralign="center" o:hrstd="t" o:hr="t" fillcolor="#a0a0a0" stroked="f"/>
         </w:pict>
       </w:r>
     </w:p>
@@ -594,7 +594,7 @@
     <w:p>
       <w:r>
         <w:pict w14:anchorId="1FF1459F">
-          <v:rect id="_x0000_i1079" style="width:0;height:1.5pt" o:hralign="center" o:hrstd="t" o:hr="t" fillcolor="#a0a0a0" stroked="f"/>
+          <v:rect id="_x0000_i1031" style="width:0;height:1.5pt" o:hralign="center" o:hrstd="t" o:hr="t" fillcolor="#a0a0a0" stroked="f"/>
         </w:pict>
       </w:r>
     </w:p>
@@ -685,7 +685,7 @@
     <w:p>
       <w:r>
         <w:pict w14:anchorId="0608B40A">
-          <v:rect id="_x0000_i1080" style="width:0;height:1.5pt" o:hralign="center" o:hrstd="t" o:hr="t" fillcolor="#a0a0a0" stroked="f"/>
+          <v:rect id="_x0000_i1032" style="width:0;height:1.5pt" o:hralign="center" o:hrstd="t" o:hr="t" fillcolor="#a0a0a0" stroked="f"/>
         </w:pict>
       </w:r>
     </w:p>
@@ -759,6 +759,480 @@
       </w:pPr>
       <w:r>
         <w:t>"Which products have high inventory but low sales velocity?"</w:t>
+      </w:r>
+    </w:p>
+    <w:p>
+      <w:pPr>
+        <w:rPr>
+          <w:b/>
+          <w:bCs/>
+        </w:rPr>
+      </w:pPr>
+      <w:r>
+        <w:rPr>
+          <w:rFonts w:ascii="Segoe UI Emoji" w:hAnsi="Segoe UI Emoji" w:cs="Segoe UI Emoji"/>
+          <w:b/>
+          <w:bCs/>
+        </w:rPr>
+        <w:t>💰</w:t>
+      </w:r>
+      <w:r>
+        <w:rPr>
+          <w:b/>
+          <w:bCs/>
+        </w:rPr>
+        <w:t xml:space="preserve"> Revenue Impact of Returns</w:t>
+      </w:r>
+    </w:p>
+    <w:p>
+      <w:pPr>
+        <w:numPr>
+          <w:ilvl w:val="0"/>
+          <w:numId w:val="9"/>
+        </w:numPr>
+      </w:pPr>
+      <w:r>
+        <w:t>What is the total revenue lost due to returns?</w:t>
+      </w:r>
+    </w:p>
+    <w:p>
+      <w:pPr>
+        <w:numPr>
+          <w:ilvl w:val="0"/>
+          <w:numId w:val="9"/>
+        </w:numPr>
+      </w:pPr>
+      <w:r>
+        <w:t>What percentage of total sales are returned?</w:t>
+      </w:r>
+    </w:p>
+    <w:p>
+      <w:pPr>
+        <w:numPr>
+          <w:ilvl w:val="0"/>
+          <w:numId w:val="9"/>
+        </w:numPr>
+      </w:pPr>
+      <w:r>
+        <w:t>What is the monthly trend of return value?</w:t>
+      </w:r>
+    </w:p>
+    <w:p>
+      <w:pPr>
+        <w:numPr>
+          <w:ilvl w:val="0"/>
+          <w:numId w:val="9"/>
+        </w:numPr>
+      </w:pPr>
+      <w:r>
+        <w:t>How do returns impact overall profit margin?</w:t>
+      </w:r>
+    </w:p>
+    <w:p>
+      <w:pPr>
+        <w:numPr>
+          <w:ilvl w:val="0"/>
+          <w:numId w:val="9"/>
+        </w:numPr>
+      </w:pPr>
+      <w:r>
+        <w:t>Which month had the highest return rate?</w:t>
+      </w:r>
+    </w:p>
+    <w:p>
+      <w:r>
+        <w:pict w14:anchorId="1D367CAB">
+          <v:rect id="_x0000_i1045" style="width:0;height:1.5pt" o:hralign="center" o:hrstd="t" o:hr="t" fillcolor="#a0a0a0" stroked="f"/>
+        </w:pict>
+      </w:r>
+    </w:p>
+    <w:p>
+      <w:pPr>
+        <w:rPr>
+          <w:b/>
+          <w:bCs/>
+        </w:rPr>
+      </w:pPr>
+      <w:r>
+        <w:rPr>
+          <w:rFonts w:ascii="Segoe UI Emoji" w:hAnsi="Segoe UI Emoji" w:cs="Segoe UI Emoji"/>
+          <w:b/>
+          <w:bCs/>
+        </w:rPr>
+        <w:t>📦</w:t>
+      </w:r>
+      <w:r>
+        <w:rPr>
+          <w:b/>
+          <w:bCs/>
+        </w:rPr>
+        <w:t xml:space="preserve"> Product-Level Return Analysis</w:t>
+      </w:r>
+    </w:p>
+    <w:p>
+      <w:pPr>
+        <w:numPr>
+          <w:ilvl w:val="0"/>
+          <w:numId w:val="10"/>
+        </w:numPr>
+      </w:pPr>
+      <w:r>
+        <w:t>Which products have the highest return rate?</w:t>
+      </w:r>
+    </w:p>
+    <w:p>
+      <w:pPr>
+        <w:numPr>
+          <w:ilvl w:val="0"/>
+          <w:numId w:val="10"/>
+        </w:numPr>
+      </w:pPr>
+      <w:r>
+        <w:t>Which categories have the most returns?</w:t>
+      </w:r>
+    </w:p>
+    <w:p>
+      <w:pPr>
+        <w:numPr>
+          <w:ilvl w:val="0"/>
+          <w:numId w:val="10"/>
+        </w:numPr>
+      </w:pPr>
+      <w:r>
+        <w:t>What is the return rate by product category?</w:t>
+      </w:r>
+    </w:p>
+    <w:p>
+      <w:pPr>
+        <w:numPr>
+          <w:ilvl w:val="0"/>
+          <w:numId w:val="10"/>
+        </w:numPr>
+      </w:pPr>
+      <w:r>
+        <w:t>Are high-priced products returned more often?</w:t>
+      </w:r>
+    </w:p>
+    <w:p>
+      <w:pPr>
+        <w:numPr>
+          <w:ilvl w:val="0"/>
+          <w:numId w:val="10"/>
+        </w:numPr>
+      </w:pPr>
+      <w:r>
+        <w:t>Which top-selling products also have high return rates?</w:t>
+      </w:r>
+    </w:p>
+    <w:p>
+      <w:r>
+        <w:pict w14:anchorId="4E597A32">
+          <v:rect id="_x0000_i1046" style="width:0;height:1.5pt" o:hralign="center" o:hrstd="t" o:hr="t" fillcolor="#a0a0a0" stroked="f"/>
+        </w:pict>
+      </w:r>
+    </w:p>
+    <w:p>
+      <w:pPr>
+        <w:rPr>
+          <w:b/>
+          <w:bCs/>
+        </w:rPr>
+      </w:pPr>
+      <w:r>
+        <w:rPr>
+          <w:rFonts w:ascii="Segoe UI Emoji" w:hAnsi="Segoe UI Emoji" w:cs="Segoe UI Emoji"/>
+          <w:b/>
+          <w:bCs/>
+        </w:rPr>
+        <w:t>👥</w:t>
+      </w:r>
+      <w:r>
+        <w:rPr>
+          <w:b/>
+          <w:bCs/>
+        </w:rPr>
+        <w:t xml:space="preserve"> Customer Behavior &amp; Returns</w:t>
+      </w:r>
+    </w:p>
+    <w:p>
+      <w:pPr>
+        <w:numPr>
+          <w:ilvl w:val="0"/>
+          <w:numId w:val="11"/>
+        </w:numPr>
+      </w:pPr>
+      <w:r>
+        <w:t>Which customers return products most frequently?</w:t>
+      </w:r>
+    </w:p>
+    <w:p>
+      <w:pPr>
+        <w:numPr>
+          <w:ilvl w:val="0"/>
+          <w:numId w:val="11"/>
+        </w:numPr>
+      </w:pPr>
+      <w:r>
+        <w:t>What percentage of customers have made at least one return?</w:t>
+      </w:r>
+    </w:p>
+    <w:p>
+      <w:pPr>
+        <w:numPr>
+          <w:ilvl w:val="0"/>
+          <w:numId w:val="11"/>
+        </w:numPr>
+      </w:pPr>
+      <w:r>
+        <w:lastRenderedPageBreak/>
+        <w:t>Do repeat customers return more items?</w:t>
+      </w:r>
+    </w:p>
+    <w:p>
+      <w:pPr>
+        <w:numPr>
+          <w:ilvl w:val="0"/>
+          <w:numId w:val="11"/>
+        </w:numPr>
+      </w:pPr>
+      <w:r>
+        <w:t>Is there a relationship between order value and return likelihood?</w:t>
+      </w:r>
+    </w:p>
+    <w:p>
+      <w:pPr>
+        <w:numPr>
+          <w:ilvl w:val="0"/>
+          <w:numId w:val="11"/>
+        </w:numPr>
+      </w:pPr>
+      <w:r>
+        <w:t>What is the average time between purchase and return?</w:t>
+      </w:r>
+    </w:p>
+    <w:p>
+      <w:pPr>
+        <w:rPr>
+          <w:b/>
+          <w:bCs/>
+        </w:rPr>
+      </w:pPr>
+      <w:r>
+        <w:rPr>
+          <w:rFonts w:ascii="Segoe UI Emoji" w:hAnsi="Segoe UI Emoji" w:cs="Segoe UI Emoji"/>
+          <w:b/>
+          <w:bCs/>
+        </w:rPr>
+        <w:t>🚚</w:t>
+      </w:r>
+      <w:r>
+        <w:rPr>
+          <w:b/>
+          <w:bCs/>
+        </w:rPr>
+        <w:t xml:space="preserve"> Operational Questions</w:t>
+      </w:r>
+    </w:p>
+    <w:p>
+      <w:pPr>
+        <w:numPr>
+          <w:ilvl w:val="0"/>
+          <w:numId w:val="12"/>
+        </w:numPr>
+      </w:pPr>
+      <w:r>
+        <w:t>Which states have the highest return rate?</w:t>
+      </w:r>
+    </w:p>
+    <w:p>
+      <w:pPr>
+        <w:numPr>
+          <w:ilvl w:val="0"/>
+          <w:numId w:val="12"/>
+        </w:numPr>
+      </w:pPr>
+      <w:r>
+        <w:t>Are certain distribution centers associated with higher returns?</w:t>
+      </w:r>
+    </w:p>
+    <w:p>
+      <w:pPr>
+        <w:numPr>
+          <w:ilvl w:val="0"/>
+          <w:numId w:val="12"/>
+        </w:numPr>
+      </w:pPr>
+      <w:r>
+        <w:t>What is the average processing time for returns?</w:t>
+      </w:r>
+    </w:p>
+    <w:p>
+      <w:pPr>
+        <w:numPr>
+          <w:ilvl w:val="0"/>
+          <w:numId w:val="12"/>
+        </w:numPr>
+      </w:pPr>
+      <w:r>
+        <w:t>Do shipping delays increase return rates?</w:t>
+      </w:r>
+    </w:p>
+    <w:p>
+      <w:r>
+        <w:pict w14:anchorId="046675F0">
+          <v:rect id="_x0000_i1055" style="width:0;height:1.5pt" o:hralign="center" o:hrstd="t" o:hr="t" fillcolor="#a0a0a0" stroked="f"/>
+        </w:pict>
+      </w:r>
+    </w:p>
+    <w:p>
+      <w:pPr>
+        <w:rPr>
+          <w:b/>
+          <w:bCs/>
+        </w:rPr>
+      </w:pPr>
+      <w:r>
+        <w:rPr>
+          <w:rFonts w:ascii="Segoe UI Emoji" w:hAnsi="Segoe UI Emoji" w:cs="Segoe UI Emoji"/>
+          <w:b/>
+          <w:bCs/>
+        </w:rPr>
+        <w:t>📊</w:t>
+      </w:r>
+      <w:r>
+        <w:rPr>
+          <w:b/>
+          <w:bCs/>
+        </w:rPr>
+        <w:t xml:space="preserve"> Advanced / Interview-Level Questions</w:t>
+      </w:r>
+    </w:p>
+    <w:p>
+      <w:pPr>
+        <w:numPr>
+          <w:ilvl w:val="0"/>
+          <w:numId w:val="13"/>
+        </w:numPr>
+      </w:pPr>
+      <w:r>
+        <w:t>What is the return rate by product category over time?</w:t>
+      </w:r>
+    </w:p>
+    <w:p>
+      <w:pPr>
+        <w:numPr>
+          <w:ilvl w:val="0"/>
+          <w:numId w:val="13"/>
+        </w:numPr>
+      </w:pPr>
+      <w:r>
+        <w:t>Can we identify products with abnormal return patterns?</w:t>
+      </w:r>
+    </w:p>
+    <w:p>
+      <w:pPr>
+        <w:numPr>
+          <w:ilvl w:val="0"/>
+          <w:numId w:val="13"/>
+        </w:numPr>
+      </w:pPr>
+      <w:r>
+        <w:t>What is the lifetime value of customers who frequently return?</w:t>
+      </w:r>
+    </w:p>
+    <w:p>
+      <w:pPr>
+        <w:numPr>
+          <w:ilvl w:val="0"/>
+          <w:numId w:val="13"/>
+        </w:numPr>
+      </w:pPr>
+      <w:r>
+        <w:t>Are returns seasonal?</w:t>
+      </w:r>
+    </w:p>
+    <w:p>
+      <w:pPr>
+        <w:numPr>
+          <w:ilvl w:val="0"/>
+          <w:numId w:val="13"/>
+        </w:numPr>
+      </w:pPr>
+      <w:r>
+        <w:t>What percentage of revenue is at risk due to high-return products?</w:t>
+      </w:r>
+    </w:p>
+    <w:p/>
+    <w:p>
+      <w:pPr>
+        <w:rPr>
+          <w:b/>
+          <w:bCs/>
+        </w:rPr>
+      </w:pPr>
+      <w:r>
+        <w:rPr>
+          <w:rFonts w:ascii="Segoe UI Emoji" w:hAnsi="Segoe UI Emoji" w:cs="Segoe UI Emoji"/>
+          <w:b/>
+          <w:bCs/>
+        </w:rPr>
+        <w:t>🚀</w:t>
+      </w:r>
+      <w:r>
+        <w:rPr>
+          <w:b/>
+          <w:bCs/>
+        </w:rPr>
+        <w:t xml:space="preserve"> Strong Demo Questions for Your Lakehouse Assistant</w:t>
+      </w:r>
+    </w:p>
+    <w:p>
+      <w:r>
+        <w:t>If you want to impress in a demo:</w:t>
+      </w:r>
+    </w:p>
+    <w:p>
+      <w:pPr>
+        <w:numPr>
+          <w:ilvl w:val="0"/>
+          <w:numId w:val="14"/>
+        </w:numPr>
+      </w:pPr>
+      <w:r>
+        <w:t>“Which products have the highest return rate and lowest profit margin?”</w:t>
+      </w:r>
+    </w:p>
+    <w:p>
+      <w:pPr>
+        <w:numPr>
+          <w:ilvl w:val="0"/>
+          <w:numId w:val="14"/>
+        </w:numPr>
+      </w:pPr>
+      <w:r>
+        <w:t>“What percentage of total revenue is lost due to returns?”</w:t>
+      </w:r>
+    </w:p>
+    <w:p>
+      <w:pPr>
+        <w:numPr>
+          <w:ilvl w:val="0"/>
+          <w:numId w:val="14"/>
+        </w:numPr>
+      </w:pPr>
+      <w:r>
+        <w:t>“Show monthly trend of returns vs total sales.”</w:t>
+      </w:r>
+    </w:p>
+    <w:p>
+      <w:pPr>
+        <w:numPr>
+          <w:ilvl w:val="0"/>
+          <w:numId w:val="14"/>
+        </w:numPr>
+      </w:pPr>
+      <w:r>
+        <w:t>“Identify customers with abnormal return behavior.”</w:t>
       </w:r>
     </w:p>
     <w:p/>
@@ -849,51 +1323,7 @@
         <w:szCs w:val="36"/>
         <w:highlight w:val="yellow"/>
       </w:rPr>
-      <w:t>B</w:t>
-    </w:r>
-    <w:r>
-      <w:rPr>
-        <w:b/>
-        <w:bCs/>
-        <w:color w:val="0A2F41" w:themeColor="accent1" w:themeShade="80"/>
-        <w:sz w:val="36"/>
-        <w:szCs w:val="36"/>
-        <w:highlight w:val="yellow"/>
-      </w:rPr>
-      <w:t xml:space="preserve">usiness </w:t>
-    </w:r>
-    <w:r>
-      <w:rPr>
-        <w:b/>
-        <w:bCs/>
-        <w:color w:val="0A2F41" w:themeColor="accent1" w:themeShade="80"/>
-        <w:sz w:val="36"/>
-        <w:szCs w:val="36"/>
-        <w:highlight w:val="yellow"/>
-      </w:rPr>
-      <w:t>Q</w:t>
-    </w:r>
-    <w:r>
-      <w:rPr>
-        <w:b/>
-        <w:bCs/>
-        <w:color w:val="0A2F41" w:themeColor="accent1" w:themeShade="80"/>
-        <w:sz w:val="36"/>
-        <w:szCs w:val="36"/>
-        <w:highlight w:val="yellow"/>
-      </w:rPr>
-      <w:t>uestions</w:t>
-    </w:r>
-    <w:r>
-      <w:rPr>
-        <w:b/>
-        <w:bCs/>
-        <w:color w:val="0A2F41" w:themeColor="accent1" w:themeShade="80"/>
-        <w:sz w:val="36"/>
-        <w:szCs w:val="36"/>
-        <w:highlight w:val="yellow"/>
-      </w:rPr>
-      <w:t xml:space="preserve"> </w:t>
+      <w:t xml:space="preserve">Business Questions </w:t>
     </w:r>
     <w:proofErr w:type="gramStart"/>
     <w:r>
@@ -1265,6 +1695,232 @@
     </w:lvl>
   </w:abstractNum>
   <w:abstractNum w:abstractNumId="3" w15:restartNumberingAfterBreak="0">
+    <w:nsid w:val="3B9635CF"/>
+    <w:multiLevelType w:val="multilevel"/>
+    <w:tmpl w:val="25D275BE"/>
+    <w:lvl w:ilvl="0">
+      <w:start w:val="1"/>
+      <w:numFmt w:val="decimal"/>
+      <w:lvlText w:val="%1."/>
+      <w:lvlJc w:val="left"/>
+      <w:pPr>
+        <w:tabs>
+          <w:tab w:val="num" w:pos="720"/>
+        </w:tabs>
+        <w:ind w:left="720" w:hanging="360"/>
+      </w:pPr>
+    </w:lvl>
+    <w:lvl w:ilvl="1" w:tentative="1">
+      <w:start w:val="1"/>
+      <w:numFmt w:val="decimal"/>
+      <w:lvlText w:val="%2."/>
+      <w:lvlJc w:val="left"/>
+      <w:pPr>
+        <w:tabs>
+          <w:tab w:val="num" w:pos="1440"/>
+        </w:tabs>
+        <w:ind w:left="1440" w:hanging="360"/>
+      </w:pPr>
+    </w:lvl>
+    <w:lvl w:ilvl="2" w:tentative="1">
+      <w:start w:val="1"/>
+      <w:numFmt w:val="decimal"/>
+      <w:lvlText w:val="%3."/>
+      <w:lvlJc w:val="left"/>
+      <w:pPr>
+        <w:tabs>
+          <w:tab w:val="num" w:pos="2160"/>
+        </w:tabs>
+        <w:ind w:left="2160" w:hanging="360"/>
+      </w:pPr>
+    </w:lvl>
+    <w:lvl w:ilvl="3" w:tentative="1">
+      <w:start w:val="1"/>
+      <w:numFmt w:val="decimal"/>
+      <w:lvlText w:val="%4."/>
+      <w:lvlJc w:val="left"/>
+      <w:pPr>
+        <w:tabs>
+          <w:tab w:val="num" w:pos="2880"/>
+        </w:tabs>
+        <w:ind w:left="2880" w:hanging="360"/>
+      </w:pPr>
+    </w:lvl>
+    <w:lvl w:ilvl="4" w:tentative="1">
+      <w:start w:val="1"/>
+      <w:numFmt w:val="decimal"/>
+      <w:lvlText w:val="%5."/>
+      <w:lvlJc w:val="left"/>
+      <w:pPr>
+        <w:tabs>
+          <w:tab w:val="num" w:pos="3600"/>
+        </w:tabs>
+        <w:ind w:left="3600" w:hanging="360"/>
+      </w:pPr>
+    </w:lvl>
+    <w:lvl w:ilvl="5" w:tentative="1">
+      <w:start w:val="1"/>
+      <w:numFmt w:val="decimal"/>
+      <w:lvlText w:val="%6."/>
+      <w:lvlJc w:val="left"/>
+      <w:pPr>
+        <w:tabs>
+          <w:tab w:val="num" w:pos="4320"/>
+        </w:tabs>
+        <w:ind w:left="4320" w:hanging="360"/>
+      </w:pPr>
+    </w:lvl>
+    <w:lvl w:ilvl="6" w:tentative="1">
+      <w:start w:val="1"/>
+      <w:numFmt w:val="decimal"/>
+      <w:lvlText w:val="%7."/>
+      <w:lvlJc w:val="left"/>
+      <w:pPr>
+        <w:tabs>
+          <w:tab w:val="num" w:pos="5040"/>
+        </w:tabs>
+        <w:ind w:left="5040" w:hanging="360"/>
+      </w:pPr>
+    </w:lvl>
+    <w:lvl w:ilvl="7" w:tentative="1">
+      <w:start w:val="1"/>
+      <w:numFmt w:val="decimal"/>
+      <w:lvlText w:val="%8."/>
+      <w:lvlJc w:val="left"/>
+      <w:pPr>
+        <w:tabs>
+          <w:tab w:val="num" w:pos="5760"/>
+        </w:tabs>
+        <w:ind w:left="5760" w:hanging="360"/>
+      </w:pPr>
+    </w:lvl>
+    <w:lvl w:ilvl="8" w:tentative="1">
+      <w:start w:val="1"/>
+      <w:numFmt w:val="decimal"/>
+      <w:lvlText w:val="%9."/>
+      <w:lvlJc w:val="left"/>
+      <w:pPr>
+        <w:tabs>
+          <w:tab w:val="num" w:pos="6480"/>
+        </w:tabs>
+        <w:ind w:left="6480" w:hanging="360"/>
+      </w:pPr>
+    </w:lvl>
+  </w:abstractNum>
+  <w:abstractNum w:abstractNumId="4" w15:restartNumberingAfterBreak="0">
+    <w:nsid w:val="49E772FA"/>
+    <w:multiLevelType w:val="multilevel"/>
+    <w:tmpl w:val="5BD42EEE"/>
+    <w:lvl w:ilvl="0">
+      <w:start w:val="1"/>
+      <w:numFmt w:val="decimal"/>
+      <w:lvlText w:val="%1."/>
+      <w:lvlJc w:val="left"/>
+      <w:pPr>
+        <w:tabs>
+          <w:tab w:val="num" w:pos="720"/>
+        </w:tabs>
+        <w:ind w:left="720" w:hanging="360"/>
+      </w:pPr>
+    </w:lvl>
+    <w:lvl w:ilvl="1" w:tentative="1">
+      <w:start w:val="1"/>
+      <w:numFmt w:val="decimal"/>
+      <w:lvlText w:val="%2."/>
+      <w:lvlJc w:val="left"/>
+      <w:pPr>
+        <w:tabs>
+          <w:tab w:val="num" w:pos="1440"/>
+        </w:tabs>
+        <w:ind w:left="1440" w:hanging="360"/>
+      </w:pPr>
+    </w:lvl>
+    <w:lvl w:ilvl="2" w:tentative="1">
+      <w:start w:val="1"/>
+      <w:numFmt w:val="decimal"/>
+      <w:lvlText w:val="%3."/>
+      <w:lvlJc w:val="left"/>
+      <w:pPr>
+        <w:tabs>
+          <w:tab w:val="num" w:pos="2160"/>
+        </w:tabs>
+        <w:ind w:left="2160" w:hanging="360"/>
+      </w:pPr>
+    </w:lvl>
+    <w:lvl w:ilvl="3" w:tentative="1">
+      <w:start w:val="1"/>
+      <w:numFmt w:val="decimal"/>
+      <w:lvlText w:val="%4."/>
+      <w:lvlJc w:val="left"/>
+      <w:pPr>
+        <w:tabs>
+          <w:tab w:val="num" w:pos="2880"/>
+        </w:tabs>
+        <w:ind w:left="2880" w:hanging="360"/>
+      </w:pPr>
+    </w:lvl>
+    <w:lvl w:ilvl="4" w:tentative="1">
+      <w:start w:val="1"/>
+      <w:numFmt w:val="decimal"/>
+      <w:lvlText w:val="%5."/>
+      <w:lvlJc w:val="left"/>
+      <w:pPr>
+        <w:tabs>
+          <w:tab w:val="num" w:pos="3600"/>
+        </w:tabs>
+        <w:ind w:left="3600" w:hanging="360"/>
+      </w:pPr>
+    </w:lvl>
+    <w:lvl w:ilvl="5" w:tentative="1">
+      <w:start w:val="1"/>
+      <w:numFmt w:val="decimal"/>
+      <w:lvlText w:val="%6."/>
+      <w:lvlJc w:val="left"/>
+      <w:pPr>
+        <w:tabs>
+          <w:tab w:val="num" w:pos="4320"/>
+        </w:tabs>
+        <w:ind w:left="4320" w:hanging="360"/>
+      </w:pPr>
+    </w:lvl>
+    <w:lvl w:ilvl="6" w:tentative="1">
+      <w:start w:val="1"/>
+      <w:numFmt w:val="decimal"/>
+      <w:lvlText w:val="%7."/>
+      <w:lvlJc w:val="left"/>
+      <w:pPr>
+        <w:tabs>
+          <w:tab w:val="num" w:pos="5040"/>
+        </w:tabs>
+        <w:ind w:left="5040" w:hanging="360"/>
+      </w:pPr>
+    </w:lvl>
+    <w:lvl w:ilvl="7" w:tentative="1">
+      <w:start w:val="1"/>
+      <w:numFmt w:val="decimal"/>
+      <w:lvlText w:val="%8."/>
+      <w:lvlJc w:val="left"/>
+      <w:pPr>
+        <w:tabs>
+          <w:tab w:val="num" w:pos="5760"/>
+        </w:tabs>
+        <w:ind w:left="5760" w:hanging="360"/>
+      </w:pPr>
+    </w:lvl>
+    <w:lvl w:ilvl="8" w:tentative="1">
+      <w:start w:val="1"/>
+      <w:numFmt w:val="decimal"/>
+      <w:lvlText w:val="%9."/>
+      <w:lvlJc w:val="left"/>
+      <w:pPr>
+        <w:tabs>
+          <w:tab w:val="num" w:pos="6480"/>
+        </w:tabs>
+        <w:ind w:left="6480" w:hanging="360"/>
+      </w:pPr>
+    </w:lvl>
+  </w:abstractNum>
+  <w:abstractNum w:abstractNumId="5" w15:restartNumberingAfterBreak="0">
     <w:nsid w:val="4AFC5B4A"/>
     <w:multiLevelType w:val="multilevel"/>
     <w:tmpl w:val="F8CC6380"/>
@@ -1377,7 +2033,7 @@
       </w:pPr>
     </w:lvl>
   </w:abstractNum>
-  <w:abstractNum w:abstractNumId="4" w15:restartNumberingAfterBreak="0">
+  <w:abstractNum w:abstractNumId="6" w15:restartNumberingAfterBreak="0">
     <w:nsid w:val="4D6A2550"/>
     <w:multiLevelType w:val="multilevel"/>
     <w:tmpl w:val="3BB4C438"/>
@@ -1526,7 +2182,7 @@
       </w:rPr>
     </w:lvl>
   </w:abstractNum>
-  <w:abstractNum w:abstractNumId="5" w15:restartNumberingAfterBreak="0">
+  <w:abstractNum w:abstractNumId="7" w15:restartNumberingAfterBreak="0">
     <w:nsid w:val="562F158B"/>
     <w:multiLevelType w:val="multilevel"/>
     <w:tmpl w:val="4536B3C2"/>
@@ -1639,7 +2295,120 @@
       </w:pPr>
     </w:lvl>
   </w:abstractNum>
-  <w:abstractNum w:abstractNumId="6" w15:restartNumberingAfterBreak="0">
+  <w:abstractNum w:abstractNumId="8" w15:restartNumberingAfterBreak="0">
+    <w:nsid w:val="60752741"/>
+    <w:multiLevelType w:val="multilevel"/>
+    <w:tmpl w:val="5186E3B4"/>
+    <w:lvl w:ilvl="0">
+      <w:start w:val="1"/>
+      <w:numFmt w:val="decimal"/>
+      <w:lvlText w:val="%1."/>
+      <w:lvlJc w:val="left"/>
+      <w:pPr>
+        <w:tabs>
+          <w:tab w:val="num" w:pos="720"/>
+        </w:tabs>
+        <w:ind w:left="720" w:hanging="360"/>
+      </w:pPr>
+    </w:lvl>
+    <w:lvl w:ilvl="1" w:tentative="1">
+      <w:start w:val="1"/>
+      <w:numFmt w:val="decimal"/>
+      <w:lvlText w:val="%2."/>
+      <w:lvlJc w:val="left"/>
+      <w:pPr>
+        <w:tabs>
+          <w:tab w:val="num" w:pos="1440"/>
+        </w:tabs>
+        <w:ind w:left="1440" w:hanging="360"/>
+      </w:pPr>
+    </w:lvl>
+    <w:lvl w:ilvl="2" w:tentative="1">
+      <w:start w:val="1"/>
+      <w:numFmt w:val="decimal"/>
+      <w:lvlText w:val="%3."/>
+      <w:lvlJc w:val="left"/>
+      <w:pPr>
+        <w:tabs>
+          <w:tab w:val="num" w:pos="2160"/>
+        </w:tabs>
+        <w:ind w:left="2160" w:hanging="360"/>
+      </w:pPr>
+    </w:lvl>
+    <w:lvl w:ilvl="3" w:tentative="1">
+      <w:start w:val="1"/>
+      <w:numFmt w:val="decimal"/>
+      <w:lvlText w:val="%4."/>
+      <w:lvlJc w:val="left"/>
+      <w:pPr>
+        <w:tabs>
+          <w:tab w:val="num" w:pos="2880"/>
+        </w:tabs>
+        <w:ind w:left="2880" w:hanging="360"/>
+      </w:pPr>
+    </w:lvl>
+    <w:lvl w:ilvl="4" w:tentative="1">
+      <w:start w:val="1"/>
+      <w:numFmt w:val="decimal"/>
+      <w:lvlText w:val="%5."/>
+      <w:lvlJc w:val="left"/>
+      <w:pPr>
+        <w:tabs>
+          <w:tab w:val="num" w:pos="3600"/>
+        </w:tabs>
+        <w:ind w:left="3600" w:hanging="360"/>
+      </w:pPr>
+    </w:lvl>
+    <w:lvl w:ilvl="5" w:tentative="1">
+      <w:start w:val="1"/>
+      <w:numFmt w:val="decimal"/>
+      <w:lvlText w:val="%6."/>
+      <w:lvlJc w:val="left"/>
+      <w:pPr>
+        <w:tabs>
+          <w:tab w:val="num" w:pos="4320"/>
+        </w:tabs>
+        <w:ind w:left="4320" w:hanging="360"/>
+      </w:pPr>
+    </w:lvl>
+    <w:lvl w:ilvl="6" w:tentative="1">
+      <w:start w:val="1"/>
+      <w:numFmt w:val="decimal"/>
+      <w:lvlText w:val="%7."/>
+      <w:lvlJc w:val="left"/>
+      <w:pPr>
+        <w:tabs>
+          <w:tab w:val="num" w:pos="5040"/>
+        </w:tabs>
+        <w:ind w:left="5040" w:hanging="360"/>
+      </w:pPr>
+    </w:lvl>
+    <w:lvl w:ilvl="7" w:tentative="1">
+      <w:start w:val="1"/>
+      <w:numFmt w:val="decimal"/>
+      <w:lvlText w:val="%8."/>
+      <w:lvlJc w:val="left"/>
+      <w:pPr>
+        <w:tabs>
+          <w:tab w:val="num" w:pos="5760"/>
+        </w:tabs>
+        <w:ind w:left="5760" w:hanging="360"/>
+      </w:pPr>
+    </w:lvl>
+    <w:lvl w:ilvl="8" w:tentative="1">
+      <w:start w:val="1"/>
+      <w:numFmt w:val="decimal"/>
+      <w:lvlText w:val="%9."/>
+      <w:lvlJc w:val="left"/>
+      <w:pPr>
+        <w:tabs>
+          <w:tab w:val="num" w:pos="6480"/>
+        </w:tabs>
+        <w:ind w:left="6480" w:hanging="360"/>
+      </w:pPr>
+    </w:lvl>
+  </w:abstractNum>
+  <w:abstractNum w:abstractNumId="9" w15:restartNumberingAfterBreak="0">
     <w:nsid w:val="652A538F"/>
     <w:multiLevelType w:val="multilevel"/>
     <w:tmpl w:val="A06CB81C"/>
@@ -1752,7 +2521,233 @@
       </w:pPr>
     </w:lvl>
   </w:abstractNum>
-  <w:abstractNum w:abstractNumId="7" w15:restartNumberingAfterBreak="0">
+  <w:abstractNum w:abstractNumId="10" w15:restartNumberingAfterBreak="0">
+    <w:nsid w:val="6BE50A39"/>
+    <w:multiLevelType w:val="multilevel"/>
+    <w:tmpl w:val="C8F4F2FA"/>
+    <w:lvl w:ilvl="0">
+      <w:start w:val="1"/>
+      <w:numFmt w:val="decimal"/>
+      <w:lvlText w:val="%1."/>
+      <w:lvlJc w:val="left"/>
+      <w:pPr>
+        <w:tabs>
+          <w:tab w:val="num" w:pos="720"/>
+        </w:tabs>
+        <w:ind w:left="720" w:hanging="360"/>
+      </w:pPr>
+    </w:lvl>
+    <w:lvl w:ilvl="1" w:tentative="1">
+      <w:start w:val="1"/>
+      <w:numFmt w:val="decimal"/>
+      <w:lvlText w:val="%2."/>
+      <w:lvlJc w:val="left"/>
+      <w:pPr>
+        <w:tabs>
+          <w:tab w:val="num" w:pos="1440"/>
+        </w:tabs>
+        <w:ind w:left="1440" w:hanging="360"/>
+      </w:pPr>
+    </w:lvl>
+    <w:lvl w:ilvl="2" w:tentative="1">
+      <w:start w:val="1"/>
+      <w:numFmt w:val="decimal"/>
+      <w:lvlText w:val="%3."/>
+      <w:lvlJc w:val="left"/>
+      <w:pPr>
+        <w:tabs>
+          <w:tab w:val="num" w:pos="2160"/>
+        </w:tabs>
+        <w:ind w:left="2160" w:hanging="360"/>
+      </w:pPr>
+    </w:lvl>
+    <w:lvl w:ilvl="3" w:tentative="1">
+      <w:start w:val="1"/>
+      <w:numFmt w:val="decimal"/>
+      <w:lvlText w:val="%4."/>
+      <w:lvlJc w:val="left"/>
+      <w:pPr>
+        <w:tabs>
+          <w:tab w:val="num" w:pos="2880"/>
+        </w:tabs>
+        <w:ind w:left="2880" w:hanging="360"/>
+      </w:pPr>
+    </w:lvl>
+    <w:lvl w:ilvl="4" w:tentative="1">
+      <w:start w:val="1"/>
+      <w:numFmt w:val="decimal"/>
+      <w:lvlText w:val="%5."/>
+      <w:lvlJc w:val="left"/>
+      <w:pPr>
+        <w:tabs>
+          <w:tab w:val="num" w:pos="3600"/>
+        </w:tabs>
+        <w:ind w:left="3600" w:hanging="360"/>
+      </w:pPr>
+    </w:lvl>
+    <w:lvl w:ilvl="5" w:tentative="1">
+      <w:start w:val="1"/>
+      <w:numFmt w:val="decimal"/>
+      <w:lvlText w:val="%6."/>
+      <w:lvlJc w:val="left"/>
+      <w:pPr>
+        <w:tabs>
+          <w:tab w:val="num" w:pos="4320"/>
+        </w:tabs>
+        <w:ind w:left="4320" w:hanging="360"/>
+      </w:pPr>
+    </w:lvl>
+    <w:lvl w:ilvl="6" w:tentative="1">
+      <w:start w:val="1"/>
+      <w:numFmt w:val="decimal"/>
+      <w:lvlText w:val="%7."/>
+      <w:lvlJc w:val="left"/>
+      <w:pPr>
+        <w:tabs>
+          <w:tab w:val="num" w:pos="5040"/>
+        </w:tabs>
+        <w:ind w:left="5040" w:hanging="360"/>
+      </w:pPr>
+    </w:lvl>
+    <w:lvl w:ilvl="7" w:tentative="1">
+      <w:start w:val="1"/>
+      <w:numFmt w:val="decimal"/>
+      <w:lvlText w:val="%8."/>
+      <w:lvlJc w:val="left"/>
+      <w:pPr>
+        <w:tabs>
+          <w:tab w:val="num" w:pos="5760"/>
+        </w:tabs>
+        <w:ind w:left="5760" w:hanging="360"/>
+      </w:pPr>
+    </w:lvl>
+    <w:lvl w:ilvl="8" w:tentative="1">
+      <w:start w:val="1"/>
+      <w:numFmt w:val="decimal"/>
+      <w:lvlText w:val="%9."/>
+      <w:lvlJc w:val="left"/>
+      <w:pPr>
+        <w:tabs>
+          <w:tab w:val="num" w:pos="6480"/>
+        </w:tabs>
+        <w:ind w:left="6480" w:hanging="360"/>
+      </w:pPr>
+    </w:lvl>
+  </w:abstractNum>
+  <w:abstractNum w:abstractNumId="11" w15:restartNumberingAfterBreak="0">
+    <w:nsid w:val="75377F25"/>
+    <w:multiLevelType w:val="multilevel"/>
+    <w:tmpl w:val="04FEC358"/>
+    <w:lvl w:ilvl="0">
+      <w:start w:val="1"/>
+      <w:numFmt w:val="decimal"/>
+      <w:lvlText w:val="%1."/>
+      <w:lvlJc w:val="left"/>
+      <w:pPr>
+        <w:tabs>
+          <w:tab w:val="num" w:pos="720"/>
+        </w:tabs>
+        <w:ind w:left="720" w:hanging="360"/>
+      </w:pPr>
+    </w:lvl>
+    <w:lvl w:ilvl="1" w:tentative="1">
+      <w:start w:val="1"/>
+      <w:numFmt w:val="decimal"/>
+      <w:lvlText w:val="%2."/>
+      <w:lvlJc w:val="left"/>
+      <w:pPr>
+        <w:tabs>
+          <w:tab w:val="num" w:pos="1440"/>
+        </w:tabs>
+        <w:ind w:left="1440" w:hanging="360"/>
+      </w:pPr>
+    </w:lvl>
+    <w:lvl w:ilvl="2" w:tentative="1">
+      <w:start w:val="1"/>
+      <w:numFmt w:val="decimal"/>
+      <w:lvlText w:val="%3."/>
+      <w:lvlJc w:val="left"/>
+      <w:pPr>
+        <w:tabs>
+          <w:tab w:val="num" w:pos="2160"/>
+        </w:tabs>
+        <w:ind w:left="2160" w:hanging="360"/>
+      </w:pPr>
+    </w:lvl>
+    <w:lvl w:ilvl="3" w:tentative="1">
+      <w:start w:val="1"/>
+      <w:numFmt w:val="decimal"/>
+      <w:lvlText w:val="%4."/>
+      <w:lvlJc w:val="left"/>
+      <w:pPr>
+        <w:tabs>
+          <w:tab w:val="num" w:pos="2880"/>
+        </w:tabs>
+        <w:ind w:left="2880" w:hanging="360"/>
+      </w:pPr>
+    </w:lvl>
+    <w:lvl w:ilvl="4" w:tentative="1">
+      <w:start w:val="1"/>
+      <w:numFmt w:val="decimal"/>
+      <w:lvlText w:val="%5."/>
+      <w:lvlJc w:val="left"/>
+      <w:pPr>
+        <w:tabs>
+          <w:tab w:val="num" w:pos="3600"/>
+        </w:tabs>
+        <w:ind w:left="3600" w:hanging="360"/>
+      </w:pPr>
+    </w:lvl>
+    <w:lvl w:ilvl="5" w:tentative="1">
+      <w:start w:val="1"/>
+      <w:numFmt w:val="decimal"/>
+      <w:lvlText w:val="%6."/>
+      <w:lvlJc w:val="left"/>
+      <w:pPr>
+        <w:tabs>
+          <w:tab w:val="num" w:pos="4320"/>
+        </w:tabs>
+        <w:ind w:left="4320" w:hanging="360"/>
+      </w:pPr>
+    </w:lvl>
+    <w:lvl w:ilvl="6" w:tentative="1">
+      <w:start w:val="1"/>
+      <w:numFmt w:val="decimal"/>
+      <w:lvlText w:val="%7."/>
+      <w:lvlJc w:val="left"/>
+      <w:pPr>
+        <w:tabs>
+          <w:tab w:val="num" w:pos="5040"/>
+        </w:tabs>
+        <w:ind w:left="5040" w:hanging="360"/>
+      </w:pPr>
+    </w:lvl>
+    <w:lvl w:ilvl="7" w:tentative="1">
+      <w:start w:val="1"/>
+      <w:numFmt w:val="decimal"/>
+      <w:lvlText w:val="%8."/>
+      <w:lvlJc w:val="left"/>
+      <w:pPr>
+        <w:tabs>
+          <w:tab w:val="num" w:pos="5760"/>
+        </w:tabs>
+        <w:ind w:left="5760" w:hanging="360"/>
+      </w:pPr>
+    </w:lvl>
+    <w:lvl w:ilvl="8" w:tentative="1">
+      <w:start w:val="1"/>
+      <w:numFmt w:val="decimal"/>
+      <w:lvlText w:val="%9."/>
+      <w:lvlJc w:val="left"/>
+      <w:pPr>
+        <w:tabs>
+          <w:tab w:val="num" w:pos="6480"/>
+        </w:tabs>
+        <w:ind w:left="6480" w:hanging="360"/>
+      </w:pPr>
+    </w:lvl>
+  </w:abstractNum>
+  <w:abstractNum w:abstractNumId="12" w15:restartNumberingAfterBreak="0">
     <w:nsid w:val="75840B4A"/>
     <w:multiLevelType w:val="multilevel"/>
     <w:tmpl w:val="8410CA22"/>
@@ -1865,20 +2860,169 @@
       </w:pPr>
     </w:lvl>
   </w:abstractNum>
+  <w:abstractNum w:abstractNumId="13" w15:restartNumberingAfterBreak="0">
+    <w:nsid w:val="78AB7A0C"/>
+    <w:multiLevelType w:val="multilevel"/>
+    <w:tmpl w:val="02CA53BC"/>
+    <w:lvl w:ilvl="0">
+      <w:start w:val="1"/>
+      <w:numFmt w:val="bullet"/>
+      <w:lvlText w:val=""/>
+      <w:lvlJc w:val="left"/>
+      <w:pPr>
+        <w:tabs>
+          <w:tab w:val="num" w:pos="720"/>
+        </w:tabs>
+        <w:ind w:left="720" w:hanging="360"/>
+      </w:pPr>
+      <w:rPr>
+        <w:rFonts w:ascii="Symbol" w:hAnsi="Symbol" w:hint="default"/>
+        <w:sz w:val="20"/>
+      </w:rPr>
+    </w:lvl>
+    <w:lvl w:ilvl="1" w:tentative="1">
+      <w:start w:val="1"/>
+      <w:numFmt w:val="bullet"/>
+      <w:lvlText w:val="o"/>
+      <w:lvlJc w:val="left"/>
+      <w:pPr>
+        <w:tabs>
+          <w:tab w:val="num" w:pos="1440"/>
+        </w:tabs>
+        <w:ind w:left="1440" w:hanging="360"/>
+      </w:pPr>
+      <w:rPr>
+        <w:rFonts w:ascii="Courier New" w:hAnsi="Courier New" w:hint="default"/>
+        <w:sz w:val="20"/>
+      </w:rPr>
+    </w:lvl>
+    <w:lvl w:ilvl="2" w:tentative="1">
+      <w:start w:val="1"/>
+      <w:numFmt w:val="bullet"/>
+      <w:lvlText w:val=""/>
+      <w:lvlJc w:val="left"/>
+      <w:pPr>
+        <w:tabs>
+          <w:tab w:val="num" w:pos="2160"/>
+        </w:tabs>
+        <w:ind w:left="2160" w:hanging="360"/>
+      </w:pPr>
+      <w:rPr>
+        <w:rFonts w:ascii="Wingdings" w:hAnsi="Wingdings" w:hint="default"/>
+        <w:sz w:val="20"/>
+      </w:rPr>
+    </w:lvl>
+    <w:lvl w:ilvl="3" w:tentative="1">
+      <w:start w:val="1"/>
+      <w:numFmt w:val="bullet"/>
+      <w:lvlText w:val=""/>
+      <w:lvlJc w:val="left"/>
+      <w:pPr>
+        <w:tabs>
+          <w:tab w:val="num" w:pos="2880"/>
+        </w:tabs>
+        <w:ind w:left="2880" w:hanging="360"/>
+      </w:pPr>
+      <w:rPr>
+        <w:rFonts w:ascii="Wingdings" w:hAnsi="Wingdings" w:hint="default"/>
+        <w:sz w:val="20"/>
+      </w:rPr>
+    </w:lvl>
+    <w:lvl w:ilvl="4" w:tentative="1">
+      <w:start w:val="1"/>
+      <w:numFmt w:val="bullet"/>
+      <w:lvlText w:val=""/>
+      <w:lvlJc w:val="left"/>
+      <w:pPr>
+        <w:tabs>
+          <w:tab w:val="num" w:pos="3600"/>
+        </w:tabs>
+        <w:ind w:left="3600" w:hanging="360"/>
+      </w:pPr>
+      <w:rPr>
+        <w:rFonts w:ascii="Wingdings" w:hAnsi="Wingdings" w:hint="default"/>
+        <w:sz w:val="20"/>
+      </w:rPr>
+    </w:lvl>
+    <w:lvl w:ilvl="5" w:tentative="1">
+      <w:start w:val="1"/>
+      <w:numFmt w:val="bullet"/>
+      <w:lvlText w:val=""/>
+      <w:lvlJc w:val="left"/>
+      <w:pPr>
+        <w:tabs>
+          <w:tab w:val="num" w:pos="4320"/>
+        </w:tabs>
+        <w:ind w:left="4320" w:hanging="360"/>
+      </w:pPr>
+      <w:rPr>
+        <w:rFonts w:ascii="Wingdings" w:hAnsi="Wingdings" w:hint="default"/>
+        <w:sz w:val="20"/>
+      </w:rPr>
+    </w:lvl>
+    <w:lvl w:ilvl="6" w:tentative="1">
+      <w:start w:val="1"/>
+      <w:numFmt w:val="bullet"/>
+      <w:lvlText w:val=""/>
+      <w:lvlJc w:val="left"/>
+      <w:pPr>
+        <w:tabs>
+          <w:tab w:val="num" w:pos="5040"/>
+        </w:tabs>
+        <w:ind w:left="5040" w:hanging="360"/>
+      </w:pPr>
+      <w:rPr>
+        <w:rFonts w:ascii="Wingdings" w:hAnsi="Wingdings" w:hint="default"/>
+        <w:sz w:val="20"/>
+      </w:rPr>
+    </w:lvl>
+    <w:lvl w:ilvl="7" w:tentative="1">
+      <w:start w:val="1"/>
+      <w:numFmt w:val="bullet"/>
+      <w:lvlText w:val=""/>
+      <w:lvlJc w:val="left"/>
+      <w:pPr>
+        <w:tabs>
+          <w:tab w:val="num" w:pos="5760"/>
+        </w:tabs>
+        <w:ind w:left="5760" w:hanging="360"/>
+      </w:pPr>
+      <w:rPr>
+        <w:rFonts w:ascii="Wingdings" w:hAnsi="Wingdings" w:hint="default"/>
+        <w:sz w:val="20"/>
+      </w:rPr>
+    </w:lvl>
+    <w:lvl w:ilvl="8" w:tentative="1">
+      <w:start w:val="1"/>
+      <w:numFmt w:val="bullet"/>
+      <w:lvlText w:val=""/>
+      <w:lvlJc w:val="left"/>
+      <w:pPr>
+        <w:tabs>
+          <w:tab w:val="num" w:pos="6480"/>
+        </w:tabs>
+        <w:ind w:left="6480" w:hanging="360"/>
+      </w:pPr>
+      <w:rPr>
+        <w:rFonts w:ascii="Wingdings" w:hAnsi="Wingdings" w:hint="default"/>
+        <w:sz w:val="20"/>
+      </w:rPr>
+    </w:lvl>
+  </w:abstractNum>
   <w:num w:numId="1" w16cid:durableId="1046414404">
-    <w:abstractNumId w:val="6"/>
+    <w:abstractNumId w:val="9"/>
   </w:num>
   <w:num w:numId="2" w16cid:durableId="1384713670">
-    <w:abstractNumId w:val="3"/>
+    <w:abstractNumId w:val="5"/>
   </w:num>
   <w:num w:numId="3" w16cid:durableId="922879976">
     <w:abstractNumId w:val="1"/>
   </w:num>
   <w:num w:numId="4" w16cid:durableId="215433849">
-    <w:abstractNumId w:val="7"/>
+    <w:abstractNumId w:val="12"/>
   </w:num>
   <w:num w:numId="5" w16cid:durableId="1583565245">
-    <w:abstractNumId w:val="5"/>
+    <w:abstractNumId w:val="7"/>
   </w:num>
   <w:num w:numId="6" w16cid:durableId="1567767219">
     <w:abstractNumId w:val="0"/>
@@ -1887,7 +3031,25 @@
     <w:abstractNumId w:val="2"/>
   </w:num>
   <w:num w:numId="8" w16cid:durableId="440222684">
+    <w:abstractNumId w:val="6"/>
+  </w:num>
+  <w:num w:numId="9" w16cid:durableId="161435742">
+    <w:abstractNumId w:val="10"/>
+  </w:num>
+  <w:num w:numId="10" w16cid:durableId="2022275508">
+    <w:abstractNumId w:val="8"/>
+  </w:num>
+  <w:num w:numId="11" w16cid:durableId="865020629">
+    <w:abstractNumId w:val="3"/>
+  </w:num>
+  <w:num w:numId="12" w16cid:durableId="1292052210">
+    <w:abstractNumId w:val="11"/>
+  </w:num>
+  <w:num w:numId="13" w16cid:durableId="1944456994">
     <w:abstractNumId w:val="4"/>
+  </w:num>
+  <w:num w:numId="14" w16cid:durableId="1983272681">
+    <w:abstractNumId w:val="13"/>
   </w:num>
 </w:numbering>
 </file>
